--- a/Medical Evidence Research Assistant.docx
+++ b/Medical Evidence Research Assistant.docx
@@ -32,7 +32,7 @@
     </w:p>
     <w:p>
       <w:pPr>
-        <w:spacing w:after="160"/>
+        <w:spacing w:after="60"/>
       </w:pPr>
       <w:r>
         <w:rPr>
@@ -66,6 +66,31 @@
         </w:rPr>
         <w:t xml:space="preserve">  Gen AI, RAG &amp; Agentic AI in Healthcare</w:t>
       </w:r>
+    </w:p>
+    <w:p>
+      <w:pPr>
+        <w:spacing w:after="160"/>
+      </w:pPr>
+      <w:r>
+        <w:rPr>
+          <w:b/>
+          <w:bCs/>
+          <w:color w:val="595959"/>
+          <w:sz w:val="20"/>
+          <w:szCs w:val="20"/>
+        </w:rPr>
+        <w:t xml:space="preserve">Live demo: </w:t>
+      </w:r>
+      <w:hyperlink r:id="rId7" w:history="1">
+        <w:r>
+          <w:rPr>
+            <w:rStyle w:val="Hyperlink"/>
+            <w:sz w:val="20"/>
+            <w:szCs w:val="20"/>
+          </w:rPr>
+          <w:t>https://medical-evidence-assistant-2idxusrtbq4dreljvcy2ed.streamlit.app/</w:t>
+        </w:r>
+      </w:hyperlink>
     </w:p>
     <w:p>
       <w:pPr>
@@ -554,7 +579,6 @@
           <w:b/>
           <w:bCs/>
         </w:rPr>
-        <w:lastRenderedPageBreak/>
         <w:t xml:space="preserve">A note on WHO/CDC/FDA guidelines: </w:t>
       </w:r>
       <w:r>
@@ -2165,116 +2189,6 @@
     </w:p>
     <w:p>
       <w:pPr>
-        <w:pStyle w:val="Heading1"/>
-      </w:pPr>
-      <w:r>
-        <w:t>10. Future Enhancements</w:t>
-      </w:r>
-    </w:p>
-    <w:p>
-      <w:pPr>
-        <w:pStyle w:val="ListParagraph"/>
-        <w:numPr>
-          <w:ilvl w:val="0"/>
-          <w:numId w:val="3"/>
-        </w:numPr>
-        <w:spacing w:after="60"/>
-      </w:pPr>
-      <w:r>
-        <w:t xml:space="preserve">Add more source tools (e.g. </w:t>
-      </w:r>
-      <w:proofErr w:type="spellStart"/>
-      <w:r>
-        <w:t>openFDA</w:t>
-      </w:r>
-      <w:proofErr w:type="spellEnd"/>
-      <w:r>
-        <w:t xml:space="preserve"> for drug data, Semantic Scholar for citation strength).</w:t>
-      </w:r>
-    </w:p>
-    <w:p>
-      <w:pPr>
-        <w:pStyle w:val="ListParagraph"/>
-        <w:numPr>
-          <w:ilvl w:val="0"/>
-          <w:numId w:val="3"/>
-        </w:numPr>
-        <w:spacing w:after="60"/>
-      </w:pPr>
-      <w:r>
-        <w:t>Compare recommendations across sources and flag where they disagree.</w:t>
-      </w:r>
-    </w:p>
-    <w:p>
-      <w:pPr>
-        <w:pStyle w:val="ListParagraph"/>
-        <w:numPr>
-          <w:ilvl w:val="0"/>
-          <w:numId w:val="3"/>
-        </w:numPr>
-        <w:spacing w:after="60"/>
-      </w:pPr>
-      <w:r>
-        <w:t>Add a Download report as PDF option.</w:t>
-      </w:r>
-    </w:p>
-    <w:p>
-      <w:pPr>
-        <w:pStyle w:val="ListParagraph"/>
-        <w:numPr>
-          <w:ilvl w:val="0"/>
-          <w:numId w:val="3"/>
-        </w:numPr>
-        <w:spacing w:after="60"/>
-      </w:pPr>
-      <w:r>
-        <w:t>Persist the vector database so repeated searches are faster and cheaper.</w:t>
-      </w:r>
-    </w:p>
-    <w:p>
-      <w:pPr>
-        <w:pStyle w:val="ListParagraph"/>
-        <w:numPr>
-          <w:ilvl w:val="0"/>
-          <w:numId w:val="3"/>
-        </w:numPr>
-        <w:spacing w:after="60"/>
-      </w:pPr>
-      <w:r>
-        <w:t xml:space="preserve">Deploy the app online (e.g. </w:t>
-      </w:r>
-      <w:proofErr w:type="spellStart"/>
-      <w:r>
-        <w:t>Streamlit</w:t>
-      </w:r>
-      <w:proofErr w:type="spellEnd"/>
-      <w:r>
-        <w:t xml:space="preserve"> Community Cloud) for a shareable link.</w:t>
-      </w:r>
-    </w:p>
-    <w:p>
-      <w:pPr>
-        <w:pStyle w:val="ListParagraph"/>
-        <w:numPr>
-          <w:ilvl w:val="0"/>
-          <w:numId w:val="3"/>
-        </w:numPr>
-        <w:spacing w:after="60"/>
-      </w:pPr>
-      <w:r>
-        <w:t xml:space="preserve">Add recency and evidence-quality filters so newer, stronger studies are </w:t>
-      </w:r>
-      <w:proofErr w:type="spellStart"/>
-      <w:r>
-        <w:t>prioritised</w:t>
-      </w:r>
-      <w:proofErr w:type="spellEnd"/>
-      <w:r>
-        <w:t>.</w:t>
-      </w:r>
-    </w:p>
-    <w:p>
-      <w:pPr>
         <w:pBdr>
           <w:top w:val="single" w:sz="4" w:space="4" w:color="CCCCCC"/>
         </w:pBdr>
@@ -2314,7 +2228,7 @@
       </w:r>
     </w:p>
     <w:sectPr>
-      <w:footerReference w:type="default" r:id="rId7"/>
+      <w:footerReference w:type="default" r:id="rId8"/>
       <w:pgSz w:w="12240" w:h="15840"/>
       <w:pgMar w:top="1080" w:right="1080" w:bottom="1080" w:left="1080" w:header="708" w:footer="708" w:gutter="0"/>
       <w:cols w:space="720"/>
@@ -2442,10 +2356,10 @@
 <file path=word/numbering.xml><?xml version="1.0" encoding="utf-8"?>
 <w:numbering xmlns:wpc="http://schemas.microsoft.com/office/word/2010/wordprocessingCanvas" xmlns:cx="http://schemas.microsoft.com/office/drawing/2014/chartex" xmlns:cx1="http://schemas.microsoft.com/office/drawing/2015/9/8/chartex" xmlns:cx2="http://schemas.microsoft.com/office/drawing/2015/10/21/chartex" xmlns:cx3="http://schemas.microsoft.com/office/drawing/2016/5/9/chartex" xmlns:cx4="http://schemas.microsoft.com/office/drawing/2016/5/10/chartex" xmlns:cx5="http://schemas.microsoft.com/office/drawing/2016/5/11/chartex" xmlns:cx6="http://schemas.microsoft.com/office/drawing/2016/5/12/chartex" xmlns:cx7="http://schemas.microsoft.com/office/drawing/2016/5/13/chartex" xmlns:cx8="http://schemas.microsoft.com/office/drawing/2016/5/14/chartex" xmlns:mc="http://schemas.openxmlformats.org/markup-compatibility/2006" xmlns:aink="http://schemas.microsoft.com/office/drawing/2016/ink" xmlns:am3d="http://schemas.microsoft.com/office/drawing/2017/model3d" xmlns:o="urn:schemas-microsoft-com:office:office" xmlns:oel="http://schemas.microsoft.com/office/2019/extlst" xmlns:r="http://schemas.openxmlformats.org/officeDocument/2006/relationships" xmlns:m="http://schemas.openxmlformats.org/officeDocument/2006/math" xmlns:v="urn:schemas-microsoft-com:vml" xmlns:wp14="http://schemas.microsoft.com/office/word/2010/wordprocessingDrawing" xmlns:wp="http://schemas.openxmlformats.org/drawingml/2006/wordprocessingDrawing" xmlns:w10="urn:schemas-microsoft-com:office:word" xmlns:w="http://schemas.openxmlformats.org/wordprocessingml/2006/main" xmlns:w14="http://schemas.microsoft.com/office/word/2010/wordml" xmlns:w15="http://schemas.microsoft.com/office/word/2012/wordml" xmlns:w16cex="http://schemas.microsoft.com/office/word/2018/wordml/cex" xmlns:w16cid="http://schemas.microsoft.com/office/word/2016/wordml/cid" xmlns:w16="http://schemas.microsoft.com/office/word/2018/wordml" xmlns:w16du="http://schemas.microsoft.com/office/word/2023/wordml/word16du" xmlns:w16sdtdh="http://schemas.microsoft.com/office/word/2020/wordml/sdtdatahash" xmlns:w16sdtfl="http://schemas.microsoft.com/office/word/2024/wordml/sdtformatlock" xmlns:w16se="http://schemas.microsoft.com/office/word/2015/wordml/symex" xmlns:wpg="http://schemas.microsoft.com/office/word/2010/wordprocessingGroup" xmlns:wpi="http://schemas.microsoft.com/office/word/2010/wordprocessingInk" xmlns:wne="http://schemas.microsoft.com/office/word/2006/wordml" xmlns:wps="http://schemas.microsoft.com/office/word/2010/wordprocessingShape" mc:Ignorable="w14 w15 w16se w16cid w16 w16cex w16sdtdh w16sdtfl w16du wp14">
   <w:abstractNum w:abstractNumId="0" w15:restartNumberingAfterBreak="0">
-    <w:nsid w:val="10AA0C96"/>
+    <w:nsid w:val="151162BB"/>
     <w:multiLevelType w:val="hybridMultilevel"/>
-    <w:tmpl w:val="FC643038"/>
-    <w:lvl w:ilvl="0" w:tplc="2B60718E">
+    <w:tmpl w:val="E4A8969C"/>
+    <w:lvl w:ilvl="0" w:tplc="6FF0C722">
       <w:start w:val="1"/>
       <w:numFmt w:val="bullet"/>
       <w:lvlText w:val="•"/>
@@ -2454,52 +2368,52 @@
         <w:ind w:left="620" w:hanging="320"/>
       </w:pPr>
     </w:lvl>
-    <w:lvl w:ilvl="1" w:tplc="C40445BC">
+    <w:lvl w:ilvl="1" w:tplc="167CE3F8">
       <w:numFmt w:val="decimal"/>
       <w:lvlText w:val=""/>
       <w:lvlJc w:val="left"/>
     </w:lvl>
-    <w:lvl w:ilvl="2" w:tplc="C1AEA542">
+    <w:lvl w:ilvl="2" w:tplc="31C00ABC">
       <w:numFmt w:val="decimal"/>
       <w:lvlText w:val=""/>
       <w:lvlJc w:val="left"/>
     </w:lvl>
-    <w:lvl w:ilvl="3" w:tplc="429A757E">
+    <w:lvl w:ilvl="3" w:tplc="47169D30">
       <w:numFmt w:val="decimal"/>
       <w:lvlText w:val=""/>
       <w:lvlJc w:val="left"/>
     </w:lvl>
-    <w:lvl w:ilvl="4" w:tplc="C70A5708">
+    <w:lvl w:ilvl="4" w:tplc="EA844A14">
       <w:numFmt w:val="decimal"/>
       <w:lvlText w:val=""/>
       <w:lvlJc w:val="left"/>
     </w:lvl>
-    <w:lvl w:ilvl="5" w:tplc="6510A9C2">
+    <w:lvl w:ilvl="5" w:tplc="45FE7E64">
       <w:numFmt w:val="decimal"/>
       <w:lvlText w:val=""/>
       <w:lvlJc w:val="left"/>
     </w:lvl>
-    <w:lvl w:ilvl="6" w:tplc="E5EAEA92">
+    <w:lvl w:ilvl="6" w:tplc="57F24C24">
       <w:numFmt w:val="decimal"/>
       <w:lvlText w:val=""/>
       <w:lvlJc w:val="left"/>
     </w:lvl>
-    <w:lvl w:ilvl="7" w:tplc="A9CC9AAC">
+    <w:lvl w:ilvl="7" w:tplc="5256305C">
       <w:numFmt w:val="decimal"/>
       <w:lvlText w:val=""/>
       <w:lvlJc w:val="left"/>
     </w:lvl>
-    <w:lvl w:ilvl="8" w:tplc="449ED194">
+    <w:lvl w:ilvl="8" w:tplc="C1A6957C">
       <w:numFmt w:val="decimal"/>
       <w:lvlText w:val=""/>
       <w:lvlJc w:val="left"/>
     </w:lvl>
   </w:abstractNum>
   <w:abstractNum w:abstractNumId="1" w15:restartNumberingAfterBreak="0">
-    <w:nsid w:val="41547A1F"/>
+    <w:nsid w:val="52530216"/>
     <w:multiLevelType w:val="hybridMultilevel"/>
-    <w:tmpl w:val="B8E0E420"/>
-    <w:lvl w:ilvl="0" w:tplc="58AC5BDE">
+    <w:tmpl w:val="64687874"/>
+    <w:lvl w:ilvl="0" w:tplc="78F60822">
       <w:start w:val="1"/>
       <w:numFmt w:val="bullet"/>
       <w:lvlText w:val="●"/>
@@ -2508,7 +2422,7 @@
         <w:ind w:left="720" w:hanging="360"/>
       </w:pPr>
     </w:lvl>
-    <w:lvl w:ilvl="1" w:tplc="B0AEB270">
+    <w:lvl w:ilvl="1" w:tplc="806628E2">
       <w:start w:val="1"/>
       <w:numFmt w:val="bullet"/>
       <w:lvlText w:val="○"/>
@@ -2517,7 +2431,7 @@
         <w:ind w:left="1440" w:hanging="360"/>
       </w:pPr>
     </w:lvl>
-    <w:lvl w:ilvl="2" w:tplc="12885394">
+    <w:lvl w:ilvl="2" w:tplc="DF9847BA">
       <w:start w:val="1"/>
       <w:numFmt w:val="bullet"/>
       <w:lvlText w:val="■"/>
@@ -2526,7 +2440,7 @@
         <w:ind w:left="2160" w:hanging="360"/>
       </w:pPr>
     </w:lvl>
-    <w:lvl w:ilvl="3" w:tplc="D8B88A66">
+    <w:lvl w:ilvl="3" w:tplc="32D43B9A">
       <w:start w:val="1"/>
       <w:numFmt w:val="bullet"/>
       <w:lvlText w:val="●"/>
@@ -2535,7 +2449,7 @@
         <w:ind w:left="2880" w:hanging="360"/>
       </w:pPr>
     </w:lvl>
-    <w:lvl w:ilvl="4" w:tplc="F118E298">
+    <w:lvl w:ilvl="4" w:tplc="E27E7638">
       <w:start w:val="1"/>
       <w:numFmt w:val="bullet"/>
       <w:lvlText w:val="○"/>
@@ -2544,7 +2458,7 @@
         <w:ind w:left="3600" w:hanging="360"/>
       </w:pPr>
     </w:lvl>
-    <w:lvl w:ilvl="5" w:tplc="86526EC2">
+    <w:lvl w:ilvl="5" w:tplc="E564D8CC">
       <w:start w:val="1"/>
       <w:numFmt w:val="bullet"/>
       <w:lvlText w:val="■"/>
@@ -2553,7 +2467,7 @@
         <w:ind w:left="4320" w:hanging="360"/>
       </w:pPr>
     </w:lvl>
-    <w:lvl w:ilvl="6" w:tplc="9B96528E">
+    <w:lvl w:ilvl="6" w:tplc="B0D0CAB2">
       <w:start w:val="1"/>
       <w:numFmt w:val="bullet"/>
       <w:lvlText w:val="●"/>
@@ -2562,7 +2476,7 @@
         <w:ind w:left="5040" w:hanging="360"/>
       </w:pPr>
     </w:lvl>
-    <w:lvl w:ilvl="7" w:tplc="8C867132">
+    <w:lvl w:ilvl="7" w:tplc="9AAE8CAE">
       <w:start w:val="1"/>
       <w:numFmt w:val="bullet"/>
       <w:lvlText w:val="●"/>
@@ -2571,7 +2485,7 @@
         <w:ind w:left="5760" w:hanging="360"/>
       </w:pPr>
     </w:lvl>
-    <w:lvl w:ilvl="8" w:tplc="13481A14">
+    <w:lvl w:ilvl="8" w:tplc="7C88D61A">
       <w:start w:val="1"/>
       <w:numFmt w:val="bullet"/>
       <w:lvlText w:val="●"/>
@@ -2582,10 +2496,10 @@
     </w:lvl>
   </w:abstractNum>
   <w:abstractNum w:abstractNumId="2" w15:restartNumberingAfterBreak="0">
-    <w:nsid w:val="44D3222A"/>
+    <w:nsid w:val="6E5625E4"/>
     <w:multiLevelType w:val="hybridMultilevel"/>
-    <w:tmpl w:val="C3B69EE4"/>
-    <w:lvl w:ilvl="0" w:tplc="FBB01FFA">
+    <w:tmpl w:val="9654B330"/>
+    <w:lvl w:ilvl="0" w:tplc="EE6661A6">
       <w:start w:val="1"/>
       <w:numFmt w:val="decimal"/>
       <w:lvlText w:val="%1."/>
@@ -2594,60 +2508,60 @@
         <w:ind w:left="620" w:hanging="320"/>
       </w:pPr>
     </w:lvl>
-    <w:lvl w:ilvl="1" w:tplc="069C12D0">
+    <w:lvl w:ilvl="1" w:tplc="8F763716">
       <w:numFmt w:val="decimal"/>
       <w:lvlText w:val=""/>
       <w:lvlJc w:val="left"/>
     </w:lvl>
-    <w:lvl w:ilvl="2" w:tplc="1728A60C">
+    <w:lvl w:ilvl="2" w:tplc="B6683330">
       <w:numFmt w:val="decimal"/>
       <w:lvlText w:val=""/>
       <w:lvlJc w:val="left"/>
     </w:lvl>
-    <w:lvl w:ilvl="3" w:tplc="B6AEB9A8">
+    <w:lvl w:ilvl="3" w:tplc="2CD8BC76">
       <w:numFmt w:val="decimal"/>
       <w:lvlText w:val=""/>
       <w:lvlJc w:val="left"/>
     </w:lvl>
-    <w:lvl w:ilvl="4" w:tplc="E7FA1A6A">
+    <w:lvl w:ilvl="4" w:tplc="95AEAA06">
       <w:numFmt w:val="decimal"/>
       <w:lvlText w:val=""/>
       <w:lvlJc w:val="left"/>
     </w:lvl>
-    <w:lvl w:ilvl="5" w:tplc="D7B84050">
+    <w:lvl w:ilvl="5" w:tplc="5ADC3B96">
       <w:numFmt w:val="decimal"/>
       <w:lvlText w:val=""/>
       <w:lvlJc w:val="left"/>
     </w:lvl>
-    <w:lvl w:ilvl="6" w:tplc="968AD54C">
+    <w:lvl w:ilvl="6" w:tplc="5F665968">
       <w:numFmt w:val="decimal"/>
       <w:lvlText w:val=""/>
       <w:lvlJc w:val="left"/>
     </w:lvl>
-    <w:lvl w:ilvl="7" w:tplc="7E7A82EA">
+    <w:lvl w:ilvl="7" w:tplc="7CA8BC6E">
       <w:numFmt w:val="decimal"/>
       <w:lvlText w:val=""/>
       <w:lvlJc w:val="left"/>
     </w:lvl>
-    <w:lvl w:ilvl="8" w:tplc="E65E4B48">
+    <w:lvl w:ilvl="8" w:tplc="52FC034E">
       <w:numFmt w:val="decimal"/>
       <w:lvlText w:val=""/>
       <w:lvlJc w:val="left"/>
     </w:lvl>
   </w:abstractNum>
-  <w:num w:numId="1" w16cid:durableId="786239603">
+  <w:num w:numId="1" w16cid:durableId="2104839393">
     <w:abstractNumId w:val="1"/>
     <w:lvlOverride w:ilvl="0">
       <w:startOverride w:val="1"/>
     </w:lvlOverride>
   </w:num>
-  <w:num w:numId="2" w16cid:durableId="1989936248">
+  <w:num w:numId="2" w16cid:durableId="1765225612">
     <w:abstractNumId w:val="2"/>
     <w:lvlOverride w:ilvl="0">
       <w:startOverride w:val="1"/>
     </w:lvlOverride>
   </w:num>
-  <w:num w:numId="3" w16cid:durableId="905841895">
+  <w:num w:numId="3" w16cid:durableId="112360298">
     <w:abstractNumId w:val="0"/>
     <w:lvlOverride w:ilvl="0">
       <w:startOverride w:val="1"/>
